--- a/docs/DABP_Geliştirici_Kılavuzu.docx
+++ b/docs/DABP_Geliştirici_Kılavuzu.docx
@@ -6706,7 +6706,7 @@
       <w:r>
         <w:drawing>
           <wp:inline xmlns:a="http://schemas.openxmlformats.org/drawingml/2006/main" xmlns:pic="http://schemas.openxmlformats.org/drawingml/2006/picture">
-            <wp:extent cx="5760720" cy="4320540"/>
+            <wp:extent cx="5760720" cy="4800600"/>
             <wp:docPr id="1898271441" name="Picture 1898271441"/>
             <wp:cNvGraphicFramePr>
               <a:graphicFrameLocks noChangeAspect="1"/>
@@ -6727,7 +6727,7 @@
                   <pic:spPr>
                     <a:xfrm>
                       <a:off x="0" y="0"/>
-                      <a:ext cx="5760720" cy="4320540"/>
+                      <a:ext cx="5760720" cy="4800600"/>
                     </a:xfrm>
                     <a:prstGeom prst="rect"/>
                   </pic:spPr>
@@ -15121,7 +15121,7 @@
       <w:r>
         <w:drawing>
           <wp:inline xmlns:a="http://schemas.openxmlformats.org/drawingml/2006/main" xmlns:pic="http://schemas.openxmlformats.org/drawingml/2006/picture">
-            <wp:extent cx="5760720" cy="3280410"/>
+            <wp:extent cx="5760720" cy="3600450"/>
             <wp:docPr id="1898271442" name="Picture 1898271442"/>
             <wp:cNvGraphicFramePr>
               <a:graphicFrameLocks noChangeAspect="1"/>
@@ -15142,7 +15142,7 @@
                   <pic:spPr>
                     <a:xfrm>
                       <a:off x="0" y="0"/>
-                      <a:ext cx="5760720" cy="3280410"/>
+                      <a:ext cx="5760720" cy="3600450"/>
                     </a:xfrm>
                     <a:prstGeom prst="rect"/>
                   </pic:spPr>
@@ -16804,7 +16804,7 @@
       <w:r>
         <w:drawing>
           <wp:inline xmlns:a="http://schemas.openxmlformats.org/drawingml/2006/main" xmlns:pic="http://schemas.openxmlformats.org/drawingml/2006/picture">
-            <wp:extent cx="5760720" cy="5058080"/>
+            <wp:extent cx="5760720" cy="5561192"/>
             <wp:docPr id="1898271443" name="Picture 1898271443"/>
             <wp:cNvGraphicFramePr>
               <a:graphicFrameLocks noChangeAspect="1"/>
@@ -16825,7 +16825,7 @@
                   <pic:spPr>
                     <a:xfrm>
                       <a:off x="0" y="0"/>
-                      <a:ext cx="5760720" cy="5058080"/>
+                      <a:ext cx="5760720" cy="5561192"/>
                     </a:xfrm>
                     <a:prstGeom prst="rect"/>
                   </pic:spPr>
@@ -17071,7 +17071,7 @@
       <w:r>
         <w:drawing>
           <wp:inline xmlns:a="http://schemas.openxmlformats.org/drawingml/2006/main" xmlns:pic="http://schemas.openxmlformats.org/drawingml/2006/picture">
-            <wp:extent cx="5760720" cy="3280410"/>
+            <wp:extent cx="5760720" cy="3600450"/>
             <wp:docPr id="1898271444" name="Picture 1898271444"/>
             <wp:cNvGraphicFramePr>
               <a:graphicFrameLocks noChangeAspect="1"/>
@@ -17092,7 +17092,7 @@
                   <pic:spPr>
                     <a:xfrm>
                       <a:off x="0" y="0"/>
-                      <a:ext cx="5760720" cy="3280410"/>
+                      <a:ext cx="5760720" cy="3600450"/>
                     </a:xfrm>
                     <a:prstGeom prst="rect"/>
                   </pic:spPr>
@@ -17323,7 +17323,7 @@
       <w:r>
         <w:drawing>
           <wp:inline xmlns:a="http://schemas.openxmlformats.org/drawingml/2006/main" xmlns:pic="http://schemas.openxmlformats.org/drawingml/2006/picture">
-            <wp:extent cx="5760720" cy="3920490"/>
+            <wp:extent cx="5760720" cy="3600450"/>
             <wp:docPr id="1898271446" name="Picture 1898271446"/>
             <wp:cNvGraphicFramePr>
               <a:graphicFrameLocks noChangeAspect="1"/>
@@ -17344,7 +17344,7 @@
                   <pic:spPr>
                     <a:xfrm>
                       <a:off x="0" y="0"/>
-                      <a:ext cx="5760720" cy="3920490"/>
+                      <a:ext cx="5760720" cy="3600450"/>
                     </a:xfrm>
                     <a:prstGeom prst="rect"/>
                   </pic:spPr>
